--- a/Homework/03-Area-Fixa.docx
+++ b/Homework/03-Area-Fixa.docx
@@ -1,124 +1,10 @@
 
 <file path=word/document.xml><?xml version="1.0" encoding="utf-8"?>
-<w:document xmlns:wpc="http://schemas.microsoft.com/office/word/2010/wordprocessingCanvas" xmlns:cx="http://schemas.microsoft.com/office/drawing/2014/chartex" xmlns:cx1="http://schemas.microsoft.com/office/drawing/2015/9/8/chartex" xmlns:cx2="http://schemas.microsoft.com/office/drawing/2015/10/21/chartex" xmlns:cx3="http://schemas.microsoft.com/office/drawing/2016/5/9/chartex" xmlns:cx4="http://schemas.microsoft.com/office/drawing/2016/5/10/chartex" xmlns:cx5="http://schemas.microsoft.com/office/drawing/2016/5/11/chartex" xmlns:cx6="http://schemas.microsoft.com/office/drawing/2016/5/12/chartex" xmlns:cx7="http://schemas.microsoft.com/office/drawing/2016/5/13/chartex" xmlns:cx8="http://schemas.microsoft.com/office/drawing/2016/5/14/chartex" xmlns:mc="http://schemas.openxmlformats.org/markup-compatibility/2006" xmlns:aink="http://schemas.microsoft.com/office/drawing/2016/ink" xmlns:am3d="http://schemas.microsoft.com/office/drawing/2017/model3d" xmlns:o="urn:schemas-microsoft-com:office:office" xmlns:oel="http://schemas.microsoft.com/office/2019/extlst" xmlns:r="http://schemas.openxmlformats.org/officeDocument/2006/relationships" xmlns:m="http://schemas.openxmlformats.org/officeDocument/2006/math" xmlns:v="urn:schemas-microsoft-com:vml" xmlns:wp14="http://schemas.microsoft.com/office/word/2010/wordprocessingDrawing" xmlns:wp="http://schemas.openxmlformats.org/drawingml/2006/wordprocessingDrawing" xmlns:w10="urn:schemas-microsoft-com:office:word" xmlns:w="http://schemas.openxmlformats.org/wordprocessingml/2006/main" xmlns:w14="http://schemas.microsoft.com/office/word/2010/wordml" xmlns:w15="http://schemas.microsoft.com/office/word/2012/wordml" xmlns:w16cex="http://schemas.microsoft.com/office/word/2018/wordml/cex" xmlns:w16cid="http://schemas.microsoft.com/office/word/2016/wordml/cid" xmlns:w16="http://schemas.microsoft.com/office/word/2018/wordml" xmlns:w16du="http://schemas.microsoft.com/office/word/2023/wordml/word16du" xmlns:w16sdtdh="http://schemas.microsoft.com/office/word/2020/wordml/sdtdatahash" xmlns:w16sdtfl="http://schemas.microsoft.com/office/word/2024/wordml/sdtformatlock" xmlns:w16se="http://schemas.microsoft.com/office/word/2015/wordml/symex" xmlns:wpg="http://schemas.microsoft.com/office/word/2010/wordprocessingGroup" xmlns:wpi="http://schemas.microsoft.com/office/word/2010/wordprocessingInk" xmlns:wne="http://schemas.microsoft.com/office/word/2006/wordml" xmlns:wps="http://schemas.microsoft.com/office/word/2010/wordprocessingShape" mc:Ignorable="w14 w15 w16se w16cid w16 w16cex w16sdtdh w16sdtfl w16du wp14">
+<w:document xmlns:wpc="http://schemas.microsoft.com/office/word/2010/wordprocessingCanvas" xmlns:cx="http://schemas.microsoft.com/office/drawing/2014/chartex" xmlns:cx1="http://schemas.microsoft.com/office/drawing/2015/9/8/chartex" xmlns:cx2="http://schemas.microsoft.com/office/drawing/2015/10/21/chartex" xmlns:cx3="http://schemas.microsoft.com/office/drawing/2016/5/9/chartex" xmlns:cx4="http://schemas.microsoft.com/office/drawing/2016/5/10/chartex" xmlns:cx5="http://schemas.microsoft.com/office/drawing/2016/5/11/chartex" xmlns:cx6="http://schemas.microsoft.com/office/drawing/2016/5/12/chartex" xmlns:cx7="http://schemas.microsoft.com/office/drawing/2016/5/13/chartex" xmlns:cx8="http://schemas.microsoft.com/office/drawing/2016/5/14/chartex" xmlns:mc="http://schemas.openxmlformats.org/markup-compatibility/2006" xmlns:aink="http://schemas.microsoft.com/office/drawing/2016/ink" xmlns:am3d="http://schemas.microsoft.com/office/drawing/2017/model3d" xmlns:o="urn:schemas-microsoft-com:office:office" xmlns:oel="http://schemas.microsoft.com/office/2019/extlst" xmlns:r="http://schemas.openxmlformats.org/officeDocument/2006/relationships" xmlns:m="http://schemas.openxmlformats.org/officeDocument/2006/math" xmlns:v="urn:schemas-microsoft-com:vml" xmlns:wp14="http://schemas.microsoft.com/office/word/2010/wordprocessingDrawing" xmlns:wp="http://schemas.openxmlformats.org/drawingml/2006/wordprocessingDrawing" xmlns:w10="urn:schemas-microsoft-com:office:word" xmlns:w="http://schemas.openxmlformats.org/wordprocessingml/2006/main" xmlns:w14="http://schemas.microsoft.com/office/word/2010/wordml" xmlns:w15="http://schemas.microsoft.com/office/word/2012/wordml" xmlns:w16cex="http://schemas.microsoft.com/office/word/2018/wordml/cex" xmlns:w16cid="http://schemas.microsoft.com/office/word/2016/wordml/cid" xmlns:w16="http://schemas.microsoft.com/office/word/2018/wordml" xmlns:w16du="http://schemas.microsoft.com/office/word/2023/wordml/word16du" xmlns:w16sdtdh="http://schemas.microsoft.com/office/word/2020/wordml/sdtdatahash" xmlns:w16se="http://schemas.microsoft.com/office/word/2015/wordml/symex" xmlns:wpg="http://schemas.microsoft.com/office/word/2010/wordprocessingGroup" xmlns:wpi="http://schemas.microsoft.com/office/word/2010/wordprocessingInk" xmlns:wne="http://schemas.microsoft.com/office/word/2006/wordml" xmlns:wps="http://schemas.microsoft.com/office/word/2010/wordprocessingShape" mc:Ignorable="w14 w15 w16se w16cid w16 w16cex w16sdtdh w16du wp14">
   <w:body>
     <w:p>
       <w:pPr>
         <w:spacing w:after="0" w:line="240" w:lineRule="auto"/>
-        <w:jc w:val="center"/>
-        <w:rPr>
-          <w:rFonts w:ascii="Times New Roman" w:hAnsi="Times New Roman" w:cs="Times New Roman"/>
-          <w:b/>
-          <w:sz w:val="20"/>
-          <w:szCs w:val="20"/>
-        </w:rPr>
-      </w:pPr>
-      <w:r>
-        <w:rPr>
-          <w:rFonts w:ascii="Times New Roman" w:hAnsi="Times New Roman" w:cs="Times New Roman"/>
-          <w:noProof/>
-          <w:sz w:val="20"/>
-          <w:szCs w:val="20"/>
-        </w:rPr>
-        <w:drawing>
-          <wp:anchor distT="0" distB="0" distL="0" distR="0" simplePos="0" relativeHeight="251657216" behindDoc="1" locked="0" layoutInCell="1" allowOverlap="1" wp14:anchorId="785B5846" wp14:editId="785B5847">
-            <wp:simplePos x="0" y="0"/>
-            <wp:positionH relativeFrom="column">
-              <wp:posOffset>2128520</wp:posOffset>
-            </wp:positionH>
-            <wp:positionV relativeFrom="paragraph">
-              <wp:posOffset>-201295</wp:posOffset>
-            </wp:positionV>
-            <wp:extent cx="796925" cy="935355"/>
-            <wp:effectExtent l="0" t="0" r="0" b="0"/>
-            <wp:wrapTopAndBottom/>
-            <wp:docPr id="1" name="Figura1"/>
-            <wp:cNvGraphicFramePr>
-              <a:graphicFrameLocks xmlns:a="http://schemas.openxmlformats.org/drawingml/2006/main" noChangeAspect="1"/>
-            </wp:cNvGraphicFramePr>
-            <a:graphic xmlns:a="http://schemas.openxmlformats.org/drawingml/2006/main">
-              <a:graphicData uri="http://schemas.openxmlformats.org/drawingml/2006/picture">
-                <pic:pic xmlns:pic="http://schemas.openxmlformats.org/drawingml/2006/picture">
-                  <pic:nvPicPr>
-                    <pic:cNvPr id="1" name="Figura1"/>
-                    <pic:cNvPicPr>
-                      <a:picLocks noChangeAspect="1" noChangeArrowheads="1"/>
-                    </pic:cNvPicPr>
-                  </pic:nvPicPr>
-                  <pic:blipFill>
-                    <a:blip r:embed="rId5"/>
-                    <a:stretch>
-                      <a:fillRect/>
-                    </a:stretch>
-                  </pic:blipFill>
-                  <pic:spPr bwMode="auto">
-                    <a:xfrm>
-                      <a:off x="0" y="0"/>
-                      <a:ext cx="796925" cy="935355"/>
-                    </a:xfrm>
-                    <a:prstGeom prst="rect">
-                      <a:avLst/>
-                    </a:prstGeom>
-                  </pic:spPr>
-                </pic:pic>
-              </a:graphicData>
-            </a:graphic>
-          </wp:anchor>
-        </w:drawing>
-      </w:r>
-      <w:r>
-        <w:rPr>
-          <w:rFonts w:ascii="Times New Roman" w:hAnsi="Times New Roman" w:cs="Times New Roman"/>
-          <w:b/>
-          <w:sz w:val="20"/>
-          <w:szCs w:val="20"/>
-        </w:rPr>
-        <w:t>UNIVERSIDADE FEDERAL DO PARÁ</w:t>
-      </w:r>
-    </w:p>
-    <w:p>
-      <w:pPr>
-        <w:spacing w:after="0" w:line="240" w:lineRule="auto"/>
-        <w:jc w:val="center"/>
-        <w:rPr>
-          <w:rFonts w:ascii="Times New Roman" w:hAnsi="Times New Roman" w:cs="Times New Roman"/>
-          <w:sz w:val="20"/>
-          <w:szCs w:val="20"/>
-        </w:rPr>
-      </w:pPr>
-      <w:r>
-        <w:rPr>
-          <w:rFonts w:ascii="Times New Roman" w:hAnsi="Times New Roman" w:cs="Times New Roman"/>
-          <w:b/>
-          <w:sz w:val="20"/>
-          <w:szCs w:val="20"/>
-        </w:rPr>
-        <w:t>CAMPUS UNIVERSITÁRIO DE ALTAMIRA</w:t>
-      </w:r>
-    </w:p>
-    <w:p>
-      <w:pPr>
-        <w:spacing w:after="0" w:line="240" w:lineRule="auto"/>
-        <w:jc w:val="center"/>
-        <w:rPr>
-          <w:rFonts w:ascii="Times New Roman" w:hAnsi="Times New Roman" w:cs="Times New Roman"/>
-          <w:sz w:val="20"/>
-          <w:szCs w:val="20"/>
-        </w:rPr>
-      </w:pPr>
-      <w:r>
-        <w:rPr>
-          <w:rFonts w:ascii="Times New Roman" w:hAnsi="Times New Roman" w:cs="Times New Roman"/>
-          <w:b/>
-          <w:sz w:val="20"/>
-          <w:szCs w:val="20"/>
-        </w:rPr>
-        <w:t>FACULDADE DE ENGENHARIA FLORESTAL</w:t>
-      </w:r>
-    </w:p>
-    <w:p>
-      <w:pPr>
-        <w:spacing w:line="240" w:lineRule="auto"/>
         <w:rPr>
           <w:rFonts w:ascii="Times New Roman" w:hAnsi="Times New Roman" w:cs="Times New Roman"/>
           <w:b/>
@@ -132,6 +18,7 @@
         <w:spacing w:after="0" w:line="240" w:lineRule="auto"/>
         <w:rPr>
           <w:rFonts w:ascii="Times New Roman" w:hAnsi="Times New Roman" w:cs="Times New Roman"/>
+          <w:b/>
           <w:sz w:val="20"/>
           <w:szCs w:val="20"/>
         </w:rPr>
@@ -143,25 +30,7 @@
           <w:sz w:val="20"/>
           <w:szCs w:val="20"/>
         </w:rPr>
-        <w:t xml:space="preserve">Disciplina: </w:t>
-      </w:r>
-      <w:r>
-        <w:rPr>
-          <w:rFonts w:ascii="Times New Roman" w:hAnsi="Times New Roman" w:cs="Times New Roman"/>
-          <w:b/>
-          <w:sz w:val="20"/>
-          <w:szCs w:val="20"/>
-        </w:rPr>
-        <w:t>Inventário</w:t>
-      </w:r>
-      <w:r>
-        <w:rPr>
-          <w:rFonts w:ascii="Times New Roman" w:hAnsi="Times New Roman" w:cs="Times New Roman"/>
-          <w:b/>
-          <w:sz w:val="20"/>
-          <w:szCs w:val="20"/>
-        </w:rPr>
-        <w:t xml:space="preserve"> Florestal</w:t>
+        <w:t>Disciplina: Inventário Florestal (FL03039 - EF)</w:t>
       </w:r>
     </w:p>
     <w:p>
@@ -181,7 +50,7 @@
           <w:sz w:val="20"/>
           <w:szCs w:val="20"/>
         </w:rPr>
-        <w:t>Docente: Dr. Deivison Venicio Souza</w:t>
+        <w:t>Docente: Deivison Venicio Souza</w:t>
       </w:r>
     </w:p>
     <w:p>
@@ -201,14 +70,36 @@
           <w:sz w:val="20"/>
           <w:szCs w:val="20"/>
         </w:rPr>
-        <w:t>Discente:_________________________________ Matrícula:____________________</w:t>
+        <w:t>Discente:_______________________________________Matrícula:_______________</w:t>
       </w:r>
     </w:p>
     <w:p>
       <w:pPr>
-        <w:spacing w:line="240" w:lineRule="auto"/>
+        <w:spacing w:after="0" w:line="240" w:lineRule="auto"/>
         <w:rPr>
           <w:rFonts w:ascii="Times New Roman" w:hAnsi="Times New Roman" w:cs="Times New Roman"/>
+          <w:sz w:val="20"/>
+          <w:szCs w:val="20"/>
+        </w:rPr>
+      </w:pPr>
+      <w:r>
+        <w:rPr>
+          <w:rFonts w:ascii="Times New Roman" w:hAnsi="Times New Roman" w:cs="Times New Roman"/>
+          <w:b/>
+          <w:sz w:val="20"/>
+          <w:szCs w:val="20"/>
+        </w:rPr>
+        <w:t>Prazo de entrega:</w:t>
+      </w:r>
+    </w:p>
+    <w:p>
+      <w:pPr>
+        <w:spacing w:after="0" w:line="240" w:lineRule="auto"/>
+        <w:jc w:val="center"/>
+        <w:rPr>
+          <w:rFonts w:ascii="Times New Roman" w:hAnsi="Times New Roman" w:cs="Times New Roman"/>
+          <w:b/>
+          <w:bCs/>
           <w:sz w:val="20"/>
           <w:szCs w:val="20"/>
         </w:rPr>
@@ -287,23 +178,7 @@
           <w:sz w:val="20"/>
           <w:szCs w:val="20"/>
         </w:rPr>
-        <w:t xml:space="preserve">o entorno do </w:t>
-      </w:r>
-      <w:r>
-        <w:rPr>
-          <w:rFonts w:ascii="Times New Roman" w:hAnsi="Times New Roman" w:cs="Times New Roman"/>
-          <w:sz w:val="20"/>
-          <w:szCs w:val="20"/>
-        </w:rPr>
-        <w:t>aeródromo</w:t>
-      </w:r>
-      <w:r>
-        <w:rPr>
-          <w:rFonts w:ascii="Times New Roman" w:hAnsi="Times New Roman" w:cs="Times New Roman"/>
-          <w:sz w:val="20"/>
-          <w:szCs w:val="20"/>
-        </w:rPr>
-        <w:t xml:space="preserve"> de Altamira, Pará. Para fins prático, são apresentados dados de apenas duas parcelas do inventário piloto. O volume de cada árvore individual foi obtido pela equação: </w:t>
+        <w:t xml:space="preserve">o entorno do aeródromo de Altamira, Pará. Para fins prático, são apresentados dados de apenas duas parcelas do inventário piloto. O volume de cada árvore individual foi obtido pela equação: </w:t>
       </w:r>
       <m:oMath>
         <m:acc>
@@ -3575,7 +3450,6 @@
                 <w:szCs w:val="16"/>
               </w:rPr>
             </w:pPr>
-            <w:proofErr w:type="spellStart"/>
             <w:r>
               <w:rPr>
                 <w:rFonts w:ascii="Times New Roman" w:eastAsia="Times New Roman" w:hAnsi="Times New Roman" w:cs="Times New Roman"/>
@@ -3585,7 +3459,6 @@
               </w:rPr>
               <w:t>Mututi</w:t>
             </w:r>
-            <w:proofErr w:type="spellEnd"/>
           </w:p>
         </w:tc>
         <w:tc>
@@ -4163,7 +4036,6 @@
                 <w:szCs w:val="16"/>
               </w:rPr>
             </w:pPr>
-            <w:proofErr w:type="spellStart"/>
             <w:r>
               <w:rPr>
                 <w:rFonts w:ascii="Times New Roman" w:eastAsia="Times New Roman" w:hAnsi="Times New Roman" w:cs="Times New Roman"/>
@@ -4173,7 +4045,6 @@
               </w:rPr>
               <w:t>Mututi</w:t>
             </w:r>
-            <w:proofErr w:type="spellEnd"/>
           </w:p>
         </w:tc>
         <w:tc>
@@ -4458,7 +4329,6 @@
                 <w:szCs w:val="16"/>
               </w:rPr>
             </w:pPr>
-            <w:proofErr w:type="spellStart"/>
             <w:r>
               <w:rPr>
                 <w:rFonts w:ascii="Times New Roman" w:eastAsia="Times New Roman" w:hAnsi="Times New Roman" w:cs="Times New Roman"/>
@@ -4468,7 +4338,6 @@
               </w:rPr>
               <w:t>Embireira</w:t>
             </w:r>
-            <w:proofErr w:type="spellEnd"/>
           </w:p>
         </w:tc>
         <w:tc>
@@ -4753,7 +4622,6 @@
                 <w:szCs w:val="16"/>
               </w:rPr>
             </w:pPr>
-            <w:proofErr w:type="spellStart"/>
             <w:r>
               <w:rPr>
                 <w:rFonts w:ascii="Times New Roman" w:eastAsia="Times New Roman" w:hAnsi="Times New Roman" w:cs="Times New Roman"/>
@@ -4763,7 +4631,6 @@
               </w:rPr>
               <w:t>Embireira</w:t>
             </w:r>
-            <w:proofErr w:type="spellEnd"/>
           </w:p>
         </w:tc>
         <w:tc>
@@ -5048,7 +4915,6 @@
                 <w:szCs w:val="16"/>
               </w:rPr>
             </w:pPr>
-            <w:proofErr w:type="spellStart"/>
             <w:r>
               <w:rPr>
                 <w:rFonts w:ascii="Times New Roman" w:eastAsia="Times New Roman" w:hAnsi="Times New Roman" w:cs="Times New Roman"/>
@@ -5058,7 +4924,6 @@
               </w:rPr>
               <w:t>Murindiba</w:t>
             </w:r>
-            <w:proofErr w:type="spellEnd"/>
           </w:p>
         </w:tc>
         <w:tc>
@@ -13482,7 +13347,6 @@
                 <w:sz w:val="16"/>
                 <w:szCs w:val="16"/>
               </w:rPr>
-              <w:lastRenderedPageBreak/>
               <w:t>1</w:t>
             </w:r>
           </w:p>
@@ -13841,7 +13705,6 @@
                 <w:szCs w:val="16"/>
               </w:rPr>
             </w:pPr>
-            <w:proofErr w:type="spellStart"/>
             <w:r>
               <w:rPr>
                 <w:rFonts w:ascii="Times New Roman" w:eastAsia="Times New Roman" w:hAnsi="Times New Roman" w:cs="Times New Roman"/>
@@ -13851,7 +13714,6 @@
               </w:rPr>
               <w:t>Embireira</w:t>
             </w:r>
-            <w:proofErr w:type="spellEnd"/>
           </w:p>
         </w:tc>
         <w:tc>
@@ -15243,6 +15105,7 @@
                 <w:sz w:val="16"/>
                 <w:szCs w:val="16"/>
               </w:rPr>
+              <w:lastRenderedPageBreak/>
               <w:t>1</w:t>
             </w:r>
           </w:p>
@@ -19703,7 +19566,6 @@
                 <w:szCs w:val="16"/>
               </w:rPr>
             </w:pPr>
-            <w:proofErr w:type="spellStart"/>
             <w:r>
               <w:rPr>
                 <w:rFonts w:ascii="Times New Roman" w:eastAsia="Times New Roman" w:hAnsi="Times New Roman" w:cs="Times New Roman"/>
@@ -19713,7 +19575,6 @@
               </w:rPr>
               <w:t>Mirindiba</w:t>
             </w:r>
-            <w:proofErr w:type="spellEnd"/>
           </w:p>
         </w:tc>
         <w:tc>
@@ -22635,7 +22496,6 @@
                 <w:szCs w:val="16"/>
               </w:rPr>
             </w:pPr>
-            <w:proofErr w:type="spellStart"/>
             <w:r>
               <w:rPr>
                 <w:rFonts w:ascii="Times New Roman" w:eastAsia="Times New Roman" w:hAnsi="Times New Roman" w:cs="Times New Roman"/>
@@ -22645,7 +22505,6 @@
               </w:rPr>
               <w:t>Embireira</w:t>
             </w:r>
-            <w:proofErr w:type="spellEnd"/>
           </w:p>
         </w:tc>
         <w:tc>
@@ -23809,7 +23668,6 @@
                 <w:szCs w:val="16"/>
               </w:rPr>
             </w:pPr>
-            <w:proofErr w:type="spellStart"/>
             <w:r>
               <w:rPr>
                 <w:rFonts w:ascii="Times New Roman" w:eastAsia="Times New Roman" w:hAnsi="Times New Roman" w:cs="Times New Roman"/>
@@ -23819,7 +23677,6 @@
               </w:rPr>
               <w:t>Inharé</w:t>
             </w:r>
-            <w:proofErr w:type="spellEnd"/>
           </w:p>
         </w:tc>
         <w:tc>
@@ -25569,7 +25426,6 @@
                 <w:szCs w:val="16"/>
               </w:rPr>
             </w:pPr>
-            <w:proofErr w:type="spellStart"/>
             <w:r>
               <w:rPr>
                 <w:rFonts w:ascii="Times New Roman" w:eastAsia="Times New Roman" w:hAnsi="Times New Roman" w:cs="Times New Roman"/>
@@ -25579,7 +25435,6 @@
               </w:rPr>
               <w:t>Embireira</w:t>
             </w:r>
-            <w:proofErr w:type="spellEnd"/>
           </w:p>
         </w:tc>
         <w:tc>
@@ -25864,7 +25719,6 @@
                 <w:szCs w:val="16"/>
               </w:rPr>
             </w:pPr>
-            <w:proofErr w:type="spellStart"/>
             <w:r>
               <w:rPr>
                 <w:rFonts w:ascii="Times New Roman" w:eastAsia="Times New Roman" w:hAnsi="Times New Roman" w:cs="Times New Roman"/>
@@ -25874,7 +25728,6 @@
               </w:rPr>
               <w:t>Mirindiba</w:t>
             </w:r>
-            <w:proofErr w:type="spellEnd"/>
           </w:p>
         </w:tc>
         <w:tc>
@@ -29675,7 +29528,6 @@
                 <w:szCs w:val="16"/>
               </w:rPr>
             </w:pPr>
-            <w:proofErr w:type="spellStart"/>
             <w:r>
               <w:rPr>
                 <w:rFonts w:ascii="Times New Roman" w:eastAsia="Times New Roman" w:hAnsi="Times New Roman" w:cs="Times New Roman"/>
@@ -29685,7 +29537,6 @@
               </w:rPr>
               <w:t>Embireira</w:t>
             </w:r>
-            <w:proofErr w:type="spellEnd"/>
           </w:p>
         </w:tc>
         <w:tc>
@@ -29970,7 +29821,6 @@
                 <w:szCs w:val="16"/>
               </w:rPr>
             </w:pPr>
-            <w:proofErr w:type="spellStart"/>
             <w:r>
               <w:rPr>
                 <w:rFonts w:ascii="Times New Roman" w:eastAsia="Times New Roman" w:hAnsi="Times New Roman" w:cs="Times New Roman"/>
@@ -29980,7 +29830,6 @@
               </w:rPr>
               <w:t>Embireira</w:t>
             </w:r>
-            <w:proofErr w:type="spellEnd"/>
           </w:p>
         </w:tc>
         <w:tc>
@@ -34282,6 +34131,15 @@
       <w:pPr>
         <w:spacing w:after="0"/>
         <w:jc w:val="both"/>
+        <w:rPr>
+          <w:rFonts w:ascii="Times New Roman" w:hAnsi="Times New Roman" w:cs="Times New Roman"/>
+          <w:sz w:val="20"/>
+          <w:szCs w:val="20"/>
+        </w:rPr>
+      </w:pPr>
+    </w:p>
+    <w:p>
+      <w:pPr>
         <w:rPr>
           <w:rFonts w:ascii="Times New Roman" w:hAnsi="Times New Roman" w:cs="Times New Roman"/>
           <w:sz w:val="20"/>
@@ -34782,23 +34640,7 @@
           <w:sz w:val="20"/>
           <w:szCs w:val="20"/>
         </w:rPr>
-        <w:t>Calcular a média d</w:t>
-      </w:r>
-      <w:r>
-        <w:rPr>
-          <w:rFonts w:ascii="Times New Roman" w:hAnsi="Times New Roman" w:cs="Times New Roman"/>
-          <w:sz w:val="20"/>
-          <w:szCs w:val="20"/>
-        </w:rPr>
-        <w:t>e Área Basal</w:t>
-      </w:r>
-      <w:r>
-        <w:rPr>
-          <w:rFonts w:ascii="Times New Roman" w:hAnsi="Times New Roman" w:cs="Times New Roman"/>
-          <w:sz w:val="20"/>
-          <w:szCs w:val="20"/>
-        </w:rPr>
-        <w:t xml:space="preserve"> por hectare (</w:t>
+        <w:t>Calcular a média de Área Basal por hectare (</w:t>
       </w:r>
       <w:r>
         <w:rPr>
@@ -35578,6 +35420,7 @@
       </w:pPr>
     </w:p>
     <w:sectPr>
+      <w:headerReference w:type="default" r:id="rId7"/>
       <w:pgSz w:w="11906" w:h="16838"/>
       <w:pgMar w:top="1417" w:right="1416" w:bottom="1417" w:left="1701" w:header="0" w:footer="0" w:gutter="0"/>
       <w:cols w:space="720"/>
@@ -35588,8 +35431,115 @@
 </w:document>
 </file>
 
+<file path=word/endnotes.xml><?xml version="1.0" encoding="utf-8"?>
+<w:endnotes xmlns:wpc="http://schemas.microsoft.com/office/word/2010/wordprocessingCanvas" xmlns:cx="http://schemas.microsoft.com/office/drawing/2014/chartex" xmlns:cx1="http://schemas.microsoft.com/office/drawing/2015/9/8/chartex" xmlns:cx2="http://schemas.microsoft.com/office/drawing/2015/10/21/chartex" xmlns:cx3="http://schemas.microsoft.com/office/drawing/2016/5/9/chartex" xmlns:cx4="http://schemas.microsoft.com/office/drawing/2016/5/10/chartex" xmlns:cx5="http://schemas.microsoft.com/office/drawing/2016/5/11/chartex" xmlns:cx6="http://schemas.microsoft.com/office/drawing/2016/5/12/chartex" xmlns:cx7="http://schemas.microsoft.com/office/drawing/2016/5/13/chartex" xmlns:cx8="http://schemas.microsoft.com/office/drawing/2016/5/14/chartex" xmlns:mc="http://schemas.openxmlformats.org/markup-compatibility/2006" xmlns:aink="http://schemas.microsoft.com/office/drawing/2016/ink" xmlns:am3d="http://schemas.microsoft.com/office/drawing/2017/model3d" xmlns:o="urn:schemas-microsoft-com:office:office" xmlns:oel="http://schemas.microsoft.com/office/2019/extlst" xmlns:r="http://schemas.openxmlformats.org/officeDocument/2006/relationships" xmlns:m="http://schemas.openxmlformats.org/officeDocument/2006/math" xmlns:v="urn:schemas-microsoft-com:vml" xmlns:wp14="http://schemas.microsoft.com/office/word/2010/wordprocessingDrawing" xmlns:wp="http://schemas.openxmlformats.org/drawingml/2006/wordprocessingDrawing" xmlns:w10="urn:schemas-microsoft-com:office:word" xmlns:w="http://schemas.openxmlformats.org/wordprocessingml/2006/main" xmlns:w14="http://schemas.microsoft.com/office/word/2010/wordml" xmlns:w15="http://schemas.microsoft.com/office/word/2012/wordml" xmlns:w16cex="http://schemas.microsoft.com/office/word/2018/wordml/cex" xmlns:w16cid="http://schemas.microsoft.com/office/word/2016/wordml/cid" xmlns:w16="http://schemas.microsoft.com/office/word/2018/wordml" xmlns:w16du="http://schemas.microsoft.com/office/word/2023/wordml/word16du" xmlns:w16sdtdh="http://schemas.microsoft.com/office/word/2020/wordml/sdtdatahash" xmlns:w16se="http://schemas.microsoft.com/office/word/2015/wordml/symex" xmlns:wpg="http://schemas.microsoft.com/office/word/2010/wordprocessingGroup" xmlns:wpi="http://schemas.microsoft.com/office/word/2010/wordprocessingInk" xmlns:wne="http://schemas.microsoft.com/office/word/2006/wordml" xmlns:wps="http://schemas.microsoft.com/office/word/2010/wordprocessingShape" mc:Ignorable="w14 w15 w16se w16cid w16 w16cex w16sdtdh w16du wp14">
+  <w:endnote w:type="separator" w:id="-1">
+    <w:p>
+      <w:pPr>
+        <w:spacing w:after="0" w:line="240" w:lineRule="auto"/>
+      </w:pPr>
+      <w:r>
+        <w:separator/>
+      </w:r>
+    </w:p>
+  </w:endnote>
+  <w:endnote w:type="continuationSeparator" w:id="0">
+    <w:p>
+      <w:pPr>
+        <w:spacing w:after="0" w:line="240" w:lineRule="auto"/>
+      </w:pPr>
+      <w:r>
+        <w:continuationSeparator/>
+      </w:r>
+    </w:p>
+  </w:endnote>
+</w:endnotes>
+</file>
+
+<file path=word/footnotes.xml><?xml version="1.0" encoding="utf-8"?>
+<w:footnotes xmlns:wpc="http://schemas.microsoft.com/office/word/2010/wordprocessingCanvas" xmlns:cx="http://schemas.microsoft.com/office/drawing/2014/chartex" xmlns:cx1="http://schemas.microsoft.com/office/drawing/2015/9/8/chartex" xmlns:cx2="http://schemas.microsoft.com/office/drawing/2015/10/21/chartex" xmlns:cx3="http://schemas.microsoft.com/office/drawing/2016/5/9/chartex" xmlns:cx4="http://schemas.microsoft.com/office/drawing/2016/5/10/chartex" xmlns:cx5="http://schemas.microsoft.com/office/drawing/2016/5/11/chartex" xmlns:cx6="http://schemas.microsoft.com/office/drawing/2016/5/12/chartex" xmlns:cx7="http://schemas.microsoft.com/office/drawing/2016/5/13/chartex" xmlns:cx8="http://schemas.microsoft.com/office/drawing/2016/5/14/chartex" xmlns:mc="http://schemas.openxmlformats.org/markup-compatibility/2006" xmlns:aink="http://schemas.microsoft.com/office/drawing/2016/ink" xmlns:am3d="http://schemas.microsoft.com/office/drawing/2017/model3d" xmlns:o="urn:schemas-microsoft-com:office:office" xmlns:oel="http://schemas.microsoft.com/office/2019/extlst" xmlns:r="http://schemas.openxmlformats.org/officeDocument/2006/relationships" xmlns:m="http://schemas.openxmlformats.org/officeDocument/2006/math" xmlns:v="urn:schemas-microsoft-com:vml" xmlns:wp14="http://schemas.microsoft.com/office/word/2010/wordprocessingDrawing" xmlns:wp="http://schemas.openxmlformats.org/drawingml/2006/wordprocessingDrawing" xmlns:w10="urn:schemas-microsoft-com:office:word" xmlns:w="http://schemas.openxmlformats.org/wordprocessingml/2006/main" xmlns:w14="http://schemas.microsoft.com/office/word/2010/wordml" xmlns:w15="http://schemas.microsoft.com/office/word/2012/wordml" xmlns:w16cex="http://schemas.microsoft.com/office/word/2018/wordml/cex" xmlns:w16cid="http://schemas.microsoft.com/office/word/2016/wordml/cid" xmlns:w16="http://schemas.microsoft.com/office/word/2018/wordml" xmlns:w16du="http://schemas.microsoft.com/office/word/2023/wordml/word16du" xmlns:w16sdtdh="http://schemas.microsoft.com/office/word/2020/wordml/sdtdatahash" xmlns:w16se="http://schemas.microsoft.com/office/word/2015/wordml/symex" xmlns:wpg="http://schemas.microsoft.com/office/word/2010/wordprocessingGroup" xmlns:wpi="http://schemas.microsoft.com/office/word/2010/wordprocessingInk" xmlns:wne="http://schemas.microsoft.com/office/word/2006/wordml" xmlns:wps="http://schemas.microsoft.com/office/word/2010/wordprocessingShape" mc:Ignorable="w14 w15 w16se w16cid w16 w16cex w16sdtdh w16du wp14">
+  <w:footnote w:type="separator" w:id="-1">
+    <w:p>
+      <w:pPr>
+        <w:spacing w:after="0" w:line="240" w:lineRule="auto"/>
+      </w:pPr>
+      <w:r>
+        <w:separator/>
+      </w:r>
+    </w:p>
+  </w:footnote>
+  <w:footnote w:type="continuationSeparator" w:id="0">
+    <w:p>
+      <w:pPr>
+        <w:spacing w:after="0" w:line="240" w:lineRule="auto"/>
+      </w:pPr>
+      <w:r>
+        <w:continuationSeparator/>
+      </w:r>
+    </w:p>
+  </w:footnote>
+</w:footnotes>
+</file>
+
+<file path=word/header1.xml><?xml version="1.0" encoding="utf-8"?>
+<w:hdr xmlns:wpc="http://schemas.microsoft.com/office/word/2010/wordprocessingCanvas" xmlns:cx="http://schemas.microsoft.com/office/drawing/2014/chartex" xmlns:cx1="http://schemas.microsoft.com/office/drawing/2015/9/8/chartex" xmlns:cx2="http://schemas.microsoft.com/office/drawing/2015/10/21/chartex" xmlns:cx3="http://schemas.microsoft.com/office/drawing/2016/5/9/chartex" xmlns:cx4="http://schemas.microsoft.com/office/drawing/2016/5/10/chartex" xmlns:cx5="http://schemas.microsoft.com/office/drawing/2016/5/11/chartex" xmlns:cx6="http://schemas.microsoft.com/office/drawing/2016/5/12/chartex" xmlns:cx7="http://schemas.microsoft.com/office/drawing/2016/5/13/chartex" xmlns:cx8="http://schemas.microsoft.com/office/drawing/2016/5/14/chartex" xmlns:mc="http://schemas.openxmlformats.org/markup-compatibility/2006" xmlns:aink="http://schemas.microsoft.com/office/drawing/2016/ink" xmlns:am3d="http://schemas.microsoft.com/office/drawing/2017/model3d" xmlns:o="urn:schemas-microsoft-com:office:office" xmlns:oel="http://schemas.microsoft.com/office/2019/extlst" xmlns:r="http://schemas.openxmlformats.org/officeDocument/2006/relationships" xmlns:m="http://schemas.openxmlformats.org/officeDocument/2006/math" xmlns:v="urn:schemas-microsoft-com:vml" xmlns:wp14="http://schemas.microsoft.com/office/word/2010/wordprocessingDrawing" xmlns:wp="http://schemas.openxmlformats.org/drawingml/2006/wordprocessingDrawing" xmlns:w10="urn:schemas-microsoft-com:office:word" xmlns:w="http://schemas.openxmlformats.org/wordprocessingml/2006/main" xmlns:w14="http://schemas.microsoft.com/office/word/2010/wordml" xmlns:w15="http://schemas.microsoft.com/office/word/2012/wordml" xmlns:w16cex="http://schemas.microsoft.com/office/word/2018/wordml/cex" xmlns:w16cid="http://schemas.microsoft.com/office/word/2016/wordml/cid" xmlns:w16="http://schemas.microsoft.com/office/word/2018/wordml" xmlns:w16du="http://schemas.microsoft.com/office/word/2023/wordml/word16du" xmlns:w16sdtdh="http://schemas.microsoft.com/office/word/2020/wordml/sdtdatahash" xmlns:w16se="http://schemas.microsoft.com/office/word/2015/wordml/symex" xmlns:wpg="http://schemas.microsoft.com/office/word/2010/wordprocessingGroup" xmlns:wpi="http://schemas.microsoft.com/office/word/2010/wordprocessingInk" xmlns:wne="http://schemas.microsoft.com/office/word/2006/wordml" xmlns:wps="http://schemas.microsoft.com/office/word/2010/wordprocessingShape" mc:Ignorable="w14 w15 w16se w16cid w16 w16cex w16sdtdh w16du wp14">
+  <w:p>
+    <w:pPr>
+      <w:pStyle w:val="Cabealho"/>
+      <w:jc w:val="center"/>
+    </w:pPr>
+    <w:r>
+      <w:rPr>
+        <w:noProof/>
+      </w:rPr>
+      <w:drawing>
+        <wp:inline distT="0" distB="0" distL="0" distR="0" wp14:anchorId="75B77624" wp14:editId="7BA7C15B">
+          <wp:extent cx="3937000" cy="1549894"/>
+          <wp:effectExtent l="0" t="0" r="0" b="0"/>
+          <wp:docPr id="1411146404" name="Imagem 1" descr="Texto&#10;&#10;Descrição gerada automaticamente"/>
+          <wp:cNvGraphicFramePr>
+            <a:graphicFrameLocks xmlns:a="http://schemas.openxmlformats.org/drawingml/2006/main" noChangeAspect="1"/>
+          </wp:cNvGraphicFramePr>
+          <a:graphic xmlns:a="http://schemas.openxmlformats.org/drawingml/2006/main">
+            <a:graphicData uri="http://schemas.openxmlformats.org/drawingml/2006/picture">
+              <pic:pic xmlns:pic="http://schemas.openxmlformats.org/drawingml/2006/picture">
+                <pic:nvPicPr>
+                  <pic:cNvPr id="1411146404" name="Imagem 1" descr="Texto&#10;&#10;Descrição gerada automaticamente"/>
+                  <pic:cNvPicPr/>
+                </pic:nvPicPr>
+                <pic:blipFill>
+                  <a:blip r:embed="rId1">
+                    <a:extLst>
+                      <a:ext uri="{28A0092B-C50C-407E-A947-70E740481C1C}">
+                        <a14:useLocalDpi xmlns:a14="http://schemas.microsoft.com/office/drawing/2010/main" val="0"/>
+                      </a:ext>
+                    </a:extLst>
+                  </a:blip>
+                  <a:stretch>
+                    <a:fillRect/>
+                  </a:stretch>
+                </pic:blipFill>
+                <pic:spPr>
+                  <a:xfrm>
+                    <a:off x="0" y="0"/>
+                    <a:ext cx="3942173" cy="1551931"/>
+                  </a:xfrm>
+                  <a:prstGeom prst="rect">
+                    <a:avLst/>
+                  </a:prstGeom>
+                </pic:spPr>
+              </pic:pic>
+            </a:graphicData>
+          </a:graphic>
+        </wp:inline>
+      </w:drawing>
+    </w:r>
+  </w:p>
+</w:hdr>
+</file>
+
 <file path=word/numbering.xml><?xml version="1.0" encoding="utf-8"?>
-<w:numbering xmlns:wpc="http://schemas.microsoft.com/office/word/2010/wordprocessingCanvas" xmlns:cx="http://schemas.microsoft.com/office/drawing/2014/chartex" xmlns:cx1="http://schemas.microsoft.com/office/drawing/2015/9/8/chartex" xmlns:cx2="http://schemas.microsoft.com/office/drawing/2015/10/21/chartex" xmlns:cx3="http://schemas.microsoft.com/office/drawing/2016/5/9/chartex" xmlns:cx4="http://schemas.microsoft.com/office/drawing/2016/5/10/chartex" xmlns:cx5="http://schemas.microsoft.com/office/drawing/2016/5/11/chartex" xmlns:cx6="http://schemas.microsoft.com/office/drawing/2016/5/12/chartex" xmlns:cx7="http://schemas.microsoft.com/office/drawing/2016/5/13/chartex" xmlns:cx8="http://schemas.microsoft.com/office/drawing/2016/5/14/chartex" xmlns:mc="http://schemas.openxmlformats.org/markup-compatibility/2006" xmlns:aink="http://schemas.microsoft.com/office/drawing/2016/ink" xmlns:am3d="http://schemas.microsoft.com/office/drawing/2017/model3d" xmlns:o="urn:schemas-microsoft-com:office:office" xmlns:oel="http://schemas.microsoft.com/office/2019/extlst" xmlns:r="http://schemas.openxmlformats.org/officeDocument/2006/relationships" xmlns:m="http://schemas.openxmlformats.org/officeDocument/2006/math" xmlns:v="urn:schemas-microsoft-com:vml" xmlns:wp14="http://schemas.microsoft.com/office/word/2010/wordprocessingDrawing" xmlns:wp="http://schemas.openxmlformats.org/drawingml/2006/wordprocessingDrawing" xmlns:w10="urn:schemas-microsoft-com:office:word" xmlns:w="http://schemas.openxmlformats.org/wordprocessingml/2006/main" xmlns:w14="http://schemas.microsoft.com/office/word/2010/wordml" xmlns:w15="http://schemas.microsoft.com/office/word/2012/wordml" xmlns:w16cex="http://schemas.microsoft.com/office/word/2018/wordml/cex" xmlns:w16cid="http://schemas.microsoft.com/office/word/2016/wordml/cid" xmlns:w16="http://schemas.microsoft.com/office/word/2018/wordml" xmlns:w16du="http://schemas.microsoft.com/office/word/2023/wordml/word16du" xmlns:w16sdtdh="http://schemas.microsoft.com/office/word/2020/wordml/sdtdatahash" xmlns:w16sdtfl="http://schemas.microsoft.com/office/word/2024/wordml/sdtformatlock" xmlns:w16se="http://schemas.microsoft.com/office/word/2015/wordml/symex" xmlns:wpg="http://schemas.microsoft.com/office/word/2010/wordprocessingGroup" xmlns:wpi="http://schemas.microsoft.com/office/word/2010/wordprocessingInk" xmlns:wne="http://schemas.microsoft.com/office/word/2006/wordml" xmlns:wps="http://schemas.microsoft.com/office/word/2010/wordprocessingShape" mc:Ignorable="w14 w15 w16se w16cid w16 w16cex w16sdtdh w16sdtfl w16du wp14">
+<w:numbering xmlns:wpc="http://schemas.microsoft.com/office/word/2010/wordprocessingCanvas" xmlns:cx="http://schemas.microsoft.com/office/drawing/2014/chartex" xmlns:cx1="http://schemas.microsoft.com/office/drawing/2015/9/8/chartex" xmlns:cx2="http://schemas.microsoft.com/office/drawing/2015/10/21/chartex" xmlns:cx3="http://schemas.microsoft.com/office/drawing/2016/5/9/chartex" xmlns:cx4="http://schemas.microsoft.com/office/drawing/2016/5/10/chartex" xmlns:cx5="http://schemas.microsoft.com/office/drawing/2016/5/11/chartex" xmlns:cx6="http://schemas.microsoft.com/office/drawing/2016/5/12/chartex" xmlns:cx7="http://schemas.microsoft.com/office/drawing/2016/5/13/chartex" xmlns:cx8="http://schemas.microsoft.com/office/drawing/2016/5/14/chartex" xmlns:mc="http://schemas.openxmlformats.org/markup-compatibility/2006" xmlns:aink="http://schemas.microsoft.com/office/drawing/2016/ink" xmlns:am3d="http://schemas.microsoft.com/office/drawing/2017/model3d" xmlns:o="urn:schemas-microsoft-com:office:office" xmlns:oel="http://schemas.microsoft.com/office/2019/extlst" xmlns:r="http://schemas.openxmlformats.org/officeDocument/2006/relationships" xmlns:m="http://schemas.openxmlformats.org/officeDocument/2006/math" xmlns:v="urn:schemas-microsoft-com:vml" xmlns:wp14="http://schemas.microsoft.com/office/word/2010/wordprocessingDrawing" xmlns:wp="http://schemas.openxmlformats.org/drawingml/2006/wordprocessingDrawing" xmlns:w10="urn:schemas-microsoft-com:office:word" xmlns:w="http://schemas.openxmlformats.org/wordprocessingml/2006/main" xmlns:w14="http://schemas.microsoft.com/office/word/2010/wordml" xmlns:w15="http://schemas.microsoft.com/office/word/2012/wordml" xmlns:w16cex="http://schemas.microsoft.com/office/word/2018/wordml/cex" xmlns:w16cid="http://schemas.microsoft.com/office/word/2016/wordml/cid" xmlns:w16="http://schemas.microsoft.com/office/word/2018/wordml" xmlns:w16du="http://schemas.microsoft.com/office/word/2023/wordml/word16du" xmlns:w16sdtdh="http://schemas.microsoft.com/office/word/2020/wordml/sdtdatahash" xmlns:w16se="http://schemas.microsoft.com/office/word/2015/wordml/symex" xmlns:wpg="http://schemas.microsoft.com/office/word/2010/wordprocessingGroup" xmlns:wpi="http://schemas.microsoft.com/office/word/2010/wordprocessingInk" xmlns:wne="http://schemas.microsoft.com/office/word/2006/wordml" xmlns:wps="http://schemas.microsoft.com/office/word/2010/wordprocessingShape" mc:Ignorable="w14 w15 w16se w16cid w16 w16cex w16sdtdh w16du wp14">
   <w:abstractNum w:abstractNumId="0" w15:restartNumberingAfterBreak="0">
     <w:nsid w:val="029242CA"/>
     <w:multiLevelType w:val="hybridMultilevel"/>
@@ -35686,7 +35636,7 @@
 </file>
 
 <file path=word/styles.xml><?xml version="1.0" encoding="utf-8"?>
-<w:styles xmlns:mc="http://schemas.openxmlformats.org/markup-compatibility/2006" xmlns:r="http://schemas.openxmlformats.org/officeDocument/2006/relationships" xmlns:w="http://schemas.openxmlformats.org/wordprocessingml/2006/main" xmlns:w14="http://schemas.microsoft.com/office/word/2010/wordml" xmlns:w15="http://schemas.microsoft.com/office/word/2012/wordml" xmlns:w16cex="http://schemas.microsoft.com/office/word/2018/wordml/cex" xmlns:w16cid="http://schemas.microsoft.com/office/word/2016/wordml/cid" xmlns:w16="http://schemas.microsoft.com/office/word/2018/wordml" xmlns:w16du="http://schemas.microsoft.com/office/word/2023/wordml/word16du" xmlns:w16sdtdh="http://schemas.microsoft.com/office/word/2020/wordml/sdtdatahash" xmlns:w16sdtfl="http://schemas.microsoft.com/office/word/2024/wordml/sdtformatlock" xmlns:w16se="http://schemas.microsoft.com/office/word/2015/wordml/symex" mc:Ignorable="w14 w15 w16se w16cid w16 w16cex w16sdtdh w16sdtfl w16du">
+<w:styles xmlns:mc="http://schemas.openxmlformats.org/markup-compatibility/2006" xmlns:r="http://schemas.openxmlformats.org/officeDocument/2006/relationships" xmlns:w="http://schemas.openxmlformats.org/wordprocessingml/2006/main" xmlns:w14="http://schemas.microsoft.com/office/word/2010/wordml" xmlns:w15="http://schemas.microsoft.com/office/word/2012/wordml" xmlns:w16cex="http://schemas.microsoft.com/office/word/2018/wordml/cex" xmlns:w16cid="http://schemas.microsoft.com/office/word/2016/wordml/cid" xmlns:w16="http://schemas.microsoft.com/office/word/2018/wordml" xmlns:w16du="http://schemas.microsoft.com/office/word/2023/wordml/word16du" xmlns:w16sdtdh="http://schemas.microsoft.com/office/word/2020/wordml/sdtdatahash" xmlns:w16se="http://schemas.microsoft.com/office/word/2015/wordml/symex" mc:Ignorable="w14 w15 w16se w16cid w16 w16cex w16sdtdh w16du">
   <w:docDefaults>
     <w:rPrDefault>
       <w:rPr>
@@ -36089,6 +36039,7 @@
   <w:style w:type="character" w:default="1" w:styleId="Fontepargpadro">
     <w:name w:val="Default Paragraph Font"/>
     <w:uiPriority w:val="1"/>
+    <w:semiHidden/>
     <w:unhideWhenUsed/>
   </w:style>
   <w:style w:type="table" w:default="1" w:styleId="Tabelanormal">
@@ -36430,6 +36381,56 @@
       <w:szCs w:val="24"/>
     </w:rPr>
   </w:style>
+  <w:style w:type="paragraph" w:styleId="Cabealho">
+    <w:name w:val="header"/>
+    <w:basedOn w:val="Normal"/>
+    <w:link w:val="CabealhoChar"/>
+    <w:uiPriority w:val="99"/>
+    <w:unhideWhenUsed/>
+    <w:rsid w:val="00962149"/>
+    <w:pPr>
+      <w:tabs>
+        <w:tab w:val="center" w:pos="4252"/>
+        <w:tab w:val="right" w:pos="8504"/>
+      </w:tabs>
+      <w:spacing w:after="0" w:line="240" w:lineRule="auto"/>
+    </w:pPr>
+  </w:style>
+  <w:style w:type="character" w:customStyle="1" w:styleId="CabealhoChar">
+    <w:name w:val="Cabeçalho Char"/>
+    <w:basedOn w:val="Fontepargpadro"/>
+    <w:link w:val="Cabealho"/>
+    <w:uiPriority w:val="99"/>
+    <w:rsid w:val="00962149"/>
+    <w:rPr>
+      <w:sz w:val="22"/>
+    </w:rPr>
+  </w:style>
+  <w:style w:type="paragraph" w:styleId="Rodap">
+    <w:name w:val="footer"/>
+    <w:basedOn w:val="Normal"/>
+    <w:link w:val="RodapChar"/>
+    <w:uiPriority w:val="99"/>
+    <w:unhideWhenUsed/>
+    <w:rsid w:val="00962149"/>
+    <w:pPr>
+      <w:tabs>
+        <w:tab w:val="center" w:pos="4252"/>
+        <w:tab w:val="right" w:pos="8504"/>
+      </w:tabs>
+      <w:spacing w:after="0" w:line="240" w:lineRule="auto"/>
+    </w:pPr>
+  </w:style>
+  <w:style w:type="character" w:customStyle="1" w:styleId="RodapChar">
+    <w:name w:val="Rodapé Char"/>
+    <w:basedOn w:val="Fontepargpadro"/>
+    <w:link w:val="Rodap"/>
+    <w:uiPriority w:val="99"/>
+    <w:rsid w:val="00962149"/>
+    <w:rPr>
+      <w:sz w:val="22"/>
+    </w:rPr>
+  </w:style>
 </w:styles>
 </file>
 
